--- a/static/downloads/pt-br/docx/layer-5/meeting-templates.docx
+++ b/static/downloads/pt-br/docx/layer-5/meeting-templates.docx
@@ -87,7 +87,7 @@
         <w:t xml:space="preserve"> </w:t>
       </w:r>
       <w:r>
-        <w:t xml:space="preserve">2026-06-26</w:t>
+        <w:t xml:space="preserve">2026-07-07</w:t>
       </w:r>
     </w:p>
     <w:p>
@@ -238,10 +238,10 @@
     </w:p>
     <w:p>
       <w:pPr>
-        <w:pStyle w:val="BlockText"/>
-      </w:pPr>
-      <w:r>
-        <w:t xml:space="preserve">Os modelos de reunião declaram o propósito, o escopo de decisão, o quórum e a estrutura de cada tipo de reunião. Uma reunião sem um modelo declarado, com tempo suficiente, acumulará autoridade que não deveria ter. Adapte estes modelos e adicione ou remova tipos de reunião conforme sua comunidade precisar.</w:t>
+        <w:pStyle w:val="FirstParagraph"/>
+      </w:pPr>
+      <w:r>
+        <w:t xml:space="preserve">&gt; Os modelos de reunião declaram o propósito, o escopo de decisão, o quórum e a estrutura de cada tipo de reunião. Uma reunião sem um modelo declarado, com tempo suficiente, acumulará autoridade que não deveria ter. Adapte estes modelos e adicione ou remova tipos de reunião conforme sua comunidade precisar.</w:t>
       </w:r>
     </w:p>
     <w:p>
@@ -387,8 +387,14 @@
     </w:p>
     <w:p>
       <w:pPr>
-        <w:pStyle w:val="BlockText"/>
-      </w:pPr>
+        <w:pStyle w:val="BodyText"/>
+      </w:pPr>
+      <w:r>
+        <w:t xml:space="preserve">&gt;</w:t>
+      </w:r>
+      <w:r>
+        <w:t xml:space="preserve"> </w:t>
+      </w:r>
       <w:r>
         <w:rPr>
           <w:b/>
@@ -396,19 +402,29 @@
         </w:rPr>
         <w:t xml:space="preserve">Justificativa — Por que uma reunião regular de Operações</w:t>
       </w:r>
-    </w:p>
-    <w:p>
-      <w:pPr>
-        <w:pStyle w:val="BlockText"/>
-      </w:pPr>
-      <w:r>
-        <w:t xml:space="preserve">A coordenação do dia a dia precisa de uma cadência regular, não de improvisação ad-hoc. A reunião de Operações é o batimento cardíaco da comunidade — um espaço previsível para revisar o trabalho ativo, trazer à tona bloqueios e tomar pequenas decisões operacionais. Crucialmente, apenas decisões Operacionais acontecem aqui; as Estratégicas e Constitucionais passam pelo processo de governança, para que a reunião não acumule silenciosamente uma autoridade que não tem.</w:t>
-      </w:r>
-    </w:p>
-    <w:p>
-      <w:pPr>
-        <w:pStyle w:val="BlockText"/>
-      </w:pPr>
+      <w:r>
+        <w:t xml:space="preserve"> </w:t>
+      </w:r>
+      <w:r>
+        <w:t xml:space="preserve">&gt;</w:t>
+      </w:r>
+      <w:r>
+        <w:t xml:space="preserve"> </w:t>
+      </w:r>
+      <w:r>
+        <w:t xml:space="preserve">&gt; A coordenação do dia a dia precisa de uma cadência regular, não de improvisação ad-hoc. A reunião de Operações é o batimento cardíaco da comunidade — um espaço previsível para revisar o trabalho ativo, trazer à tona bloqueios e tomar pequenas decisões operacionais. Crucialmente, apenas decisões Operacionais acontecem aqui; as Estratégicas e Constitucionais passam pelo processo de governança, para que a reunião não acumule silenciosamente uma autoridade que não tem.</w:t>
+      </w:r>
+    </w:p>
+    <w:p>
+      <w:pPr>
+        <w:pStyle w:val="BodyText"/>
+      </w:pPr>
+      <w:r>
+        <w:t xml:space="preserve">&gt;</w:t>
+      </w:r>
+      <w:r>
+        <w:t xml:space="preserve"> </w:t>
+      </w:r>
       <w:r>
         <w:rPr>
           <w:b/>
@@ -416,13 +432,17 @@
         </w:rPr>
         <w:t xml:space="preserve">Instruções — Como preencher</w:t>
       </w:r>
-    </w:p>
-    <w:p>
-      <w:pPr>
-        <w:pStyle w:val="BlockText"/>
-      </w:pPr>
-      <w:r>
-        <w:t xml:space="preserve">Defina propósito, escopo de decisão, participantes obrigatórios e opcionais, cadência, duração e regras de facilitação. Mantenha o escopo de decisão apenas como Operacional.</w:t>
+      <w:r>
+        <w:t xml:space="preserve"> </w:t>
+      </w:r>
+      <w:r>
+        <w:t xml:space="preserve">&gt;</w:t>
+      </w:r>
+      <w:r>
+        <w:t xml:space="preserve"> </w:t>
+      </w:r>
+      <w:r>
+        <w:t xml:space="preserve">&gt; Defina propósito, escopo de decisão, participantes obrigatórios e opcionais, cadência, duração e regras de facilitação. Mantenha o escopo de decisão apenas como Operacional.</w:t>
       </w:r>
     </w:p>
     <w:p>
@@ -516,6 +536,13 @@
       </w:r>
       <w:r>
         <w:t xml:space="preserve"> </w:t>
+      </w:r>
+      <w:r>
+        <w:rPr>
+          <w:i/>
+          <w:iCs/>
+        </w:rPr>
+        <w:t xml:space="preserve">&lt;quem pode comparecer mediante convite.&gt;</w:t>
       </w:r>
     </w:p>
     <w:p>
@@ -958,6 +985,13 @@
       </w:r>
       <w:r>
         <w:t xml:space="preserve"> </w:t>
+      </w:r>
+      <w:r>
+        <w:rPr>
+          <w:i/>
+          <w:iCs/>
+        </w:rPr>
+        <w:t xml:space="preserve">&lt;o que foi decidido&gt;</w:t>
       </w:r>
     </w:p>
     <w:p>
@@ -1123,8 +1157,14 @@
     </w:p>
     <w:p>
       <w:pPr>
-        <w:pStyle w:val="BlockText"/>
-      </w:pPr>
+        <w:pStyle w:val="BodyText"/>
+      </w:pPr>
+      <w:r>
+        <w:t xml:space="preserve">&gt;</w:t>
+      </w:r>
+      <w:r>
+        <w:t xml:space="preserve"> </w:t>
+      </w:r>
       <w:r>
         <w:rPr>
           <w:b/>
@@ -1132,19 +1172,29 @@
         </w:rPr>
         <w:t xml:space="preserve">Justificativa — Por que separar a deliberação da votação vinculante</w:t>
       </w:r>
-    </w:p>
-    <w:p>
-      <w:pPr>
-        <w:pStyle w:val="BlockText"/>
-      </w:pPr>
-      <w:r>
-        <w:t xml:space="preserve">Se uma reunião pode tanto discutir quanto decidir, quem estiver na sala naquele dia acaba decidindo — independentemente das regras de quórum ou autoridade. Manter a deliberação separada da votação vinculante preserva a integridade da Matriz de Decisão e garante que membros ausentes ainda tenham voto.</w:t>
-      </w:r>
-    </w:p>
-    <w:p>
-      <w:pPr>
-        <w:pStyle w:val="BlockText"/>
-      </w:pPr>
+      <w:r>
+        <w:t xml:space="preserve"> </w:t>
+      </w:r>
+      <w:r>
+        <w:t xml:space="preserve">&gt;</w:t>
+      </w:r>
+      <w:r>
+        <w:t xml:space="preserve"> </w:t>
+      </w:r>
+      <w:r>
+        <w:t xml:space="preserve">&gt; Se uma reunião pode tanto discutir quanto decidir, quem estiver na sala naquele dia acaba decidindo — independentemente das regras de quórum ou autoridade. Manter a deliberação separada da votação vinculante preserva a integridade da Matriz de Decisão e garante que membros ausentes ainda tenham voto.</w:t>
+      </w:r>
+    </w:p>
+    <w:p>
+      <w:pPr>
+        <w:pStyle w:val="BodyText"/>
+      </w:pPr>
+      <w:r>
+        <w:t xml:space="preserve">&gt;</w:t>
+      </w:r>
+      <w:r>
+        <w:t xml:space="preserve"> </w:t>
+      </w:r>
       <w:r>
         <w:rPr>
           <w:b/>
@@ -1152,13 +1202,17 @@
         </w:rPr>
         <w:t xml:space="preserve">Instruções — Como preencher</w:t>
       </w:r>
-    </w:p>
-    <w:p>
-      <w:pPr>
-        <w:pStyle w:val="BlockText"/>
-      </w:pPr>
-      <w:r>
-        <w:t xml:space="preserve">Esta reunião delibera sobre propostas ativas durante seu período de deliberação. A decisão vinculante é tomada por meio do processo de governança conforme a Matriz de Decisão.</w:t>
+      <w:r>
+        <w:t xml:space="preserve"> </w:t>
+      </w:r>
+      <w:r>
+        <w:t xml:space="preserve">&gt;</w:t>
+      </w:r>
+      <w:r>
+        <w:t xml:space="preserve"> </w:t>
+      </w:r>
+      <w:r>
+        <w:t xml:space="preserve">&gt; Esta reunião delibera sobre propostas ativas durante seu período de deliberação. A decisão vinculante é tomada por meio do processo de governança conforme a Matriz de Decisão.</w:t>
       </w:r>
     </w:p>
     <w:p>
@@ -1249,6 +1303,13 @@
       <w:r>
         <w:t xml:space="preserve"> </w:t>
       </w:r>
+      <w:r>
+        <w:rPr>
+          <w:i/>
+          <w:iCs/>
+        </w:rPr>
+        <w:t xml:space="preserve">&lt;quem pode observar.&gt;</w:t>
+      </w:r>
     </w:p>
     <w:p>
       <w:pPr>
@@ -1319,6 +1380,13 @@
       </w:r>
       <w:r>
         <w:t xml:space="preserve"> </w:t>
+      </w:r>
+      <w:r>
+        <w:rPr>
+          <w:i/>
+          <w:iCs/>
+        </w:rPr>
+        <w:t xml:space="preserve">&lt;papel do facilitador.&gt;</w:t>
       </w:r>
     </w:p>
     <w:bookmarkStart w:id="20" w:name="estrutura-da-pauta-1"/>
@@ -1561,6 +1629,13 @@
       </w:r>
       <w:r>
         <w:t xml:space="preserve"> </w:t>
+      </w:r>
+      <w:r>
+        <w:rPr>
+          <w:i/>
+          <w:iCs/>
+        </w:rPr>
+        <w:t xml:space="preserve">&lt;link para a proposta&gt;</w:t>
       </w:r>
     </w:p>
     <w:p>
@@ -1816,8 +1891,14 @@
     </w:p>
     <w:p>
       <w:pPr>
-        <w:pStyle w:val="BlockText"/>
-      </w:pPr>
+        <w:pStyle w:val="BodyText"/>
+      </w:pPr>
+      <w:r>
+        <w:t xml:space="preserve">&gt;</w:t>
+      </w:r>
+      <w:r>
+        <w:t xml:space="preserve"> </w:t>
+      </w:r>
       <w:r>
         <w:rPr>
           <w:b/>
@@ -1825,19 +1906,29 @@
         </w:rPr>
         <w:t xml:space="preserve">Justificativa — Por que uma reunião dedicada à coordenação</w:t>
       </w:r>
-    </w:p>
-    <w:p>
-      <w:pPr>
-        <w:pStyle w:val="BlockText"/>
-      </w:pPr>
-      <w:r>
-        <w:t xml:space="preserve">Alguns bloqueios atravessam mais de um papel e não podem ser resolvidos no ritmo regular de Operações. Coordenação e Alinhamento dá ao trabalho entre papéis seu próprio espaço — para dependências, transições e prioridades conflitantes — para que a reunião semanal não cresça desordenadamente tentando absorver tudo.</w:t>
-      </w:r>
-    </w:p>
-    <w:p>
-      <w:pPr>
-        <w:pStyle w:val="BlockText"/>
-      </w:pPr>
+      <w:r>
+        <w:t xml:space="preserve"> </w:t>
+      </w:r>
+      <w:r>
+        <w:t xml:space="preserve">&gt;</w:t>
+      </w:r>
+      <w:r>
+        <w:t xml:space="preserve"> </w:t>
+      </w:r>
+      <w:r>
+        <w:t xml:space="preserve">&gt; Alguns bloqueios atravessam mais de um papel e não podem ser resolvidos no ritmo regular de Operações. Coordenação e Alinhamento dá ao trabalho entre papéis seu próprio espaço — para dependências, transições e prioridades conflitantes — para que a reunião semanal não cresça desordenadamente tentando absorver tudo.</w:t>
+      </w:r>
+    </w:p>
+    <w:p>
+      <w:pPr>
+        <w:pStyle w:val="BodyText"/>
+      </w:pPr>
+      <w:r>
+        <w:t xml:space="preserve">&gt;</w:t>
+      </w:r>
+      <w:r>
+        <w:t xml:space="preserve"> </w:t>
+      </w:r>
       <w:r>
         <w:rPr>
           <w:b/>
@@ -1845,13 +1936,17 @@
         </w:rPr>
         <w:t xml:space="preserve">Instruções — Como preencher</w:t>
       </w:r>
-    </w:p>
-    <w:p>
-      <w:pPr>
-        <w:pStyle w:val="BlockText"/>
-      </w:pPr>
-      <w:r>
-        <w:t xml:space="preserve">Use este modelo quando for necessária coordenação entre papéis. Mantenha o escopo de decisão apenas como Operacional e limite os participantes obrigatórios àqueles com iniciativas ativas.</w:t>
+      <w:r>
+        <w:t xml:space="preserve"> </w:t>
+      </w:r>
+      <w:r>
+        <w:t xml:space="preserve">&gt;</w:t>
+      </w:r>
+      <w:r>
+        <w:t xml:space="preserve"> </w:t>
+      </w:r>
+      <w:r>
+        <w:t xml:space="preserve">&gt; Use este modelo quando for necessária coordenação entre papéis. Mantenha o escopo de decisão apenas como Operacional e limite os participantes obrigatórios àqueles com iniciativas ativas.</w:t>
       </w:r>
     </w:p>
     <w:p>
@@ -2336,8 +2431,14 @@
     </w:p>
     <w:p>
       <w:pPr>
-        <w:pStyle w:val="BlockText"/>
-      </w:pPr>
+        <w:pStyle w:val="BodyText"/>
+      </w:pPr>
+      <w:r>
+        <w:t xml:space="preserve">&gt;</w:t>
+      </w:r>
+      <w:r>
+        <w:t xml:space="preserve"> </w:t>
+      </w:r>
       <w:r>
         <w:rPr>
           <w:b/>
@@ -2345,19 +2446,29 @@
         </w:rPr>
         <w:t xml:space="preserve">Justificativa — Por que dar à reflexão seu próprio tipo de reunião</w:t>
       </w:r>
-    </w:p>
-    <w:p>
-      <w:pPr>
-        <w:pStyle w:val="BlockText"/>
-      </w:pPr>
-      <w:r>
-        <w:t xml:space="preserve">A reflexão que só acontece quando o tempo permite nunca acontece. Um tipo de reunião nomeado e com cadência definida abre espaço para olhar para trás — e impede que a retrospectiva seja espremida pela urgência operacional. Sem ela, o Registro de Aprendizado (Camada 6) fica vazio e o framework para de evoluir.</w:t>
-      </w:r>
-    </w:p>
-    <w:p>
-      <w:pPr>
-        <w:pStyle w:val="BlockText"/>
-      </w:pPr>
+      <w:r>
+        <w:t xml:space="preserve"> </w:t>
+      </w:r>
+      <w:r>
+        <w:t xml:space="preserve">&gt;</w:t>
+      </w:r>
+      <w:r>
+        <w:t xml:space="preserve"> </w:t>
+      </w:r>
+      <w:r>
+        <w:t xml:space="preserve">&gt; A reflexão que só acontece quando o tempo permite nunca acontece. Um tipo de reunião nomeado e com cadência definida abre espaço para olhar para trás — e impede que a retrospectiva seja espremida pela urgência operacional. Sem ela, o Registro de Aprendizado (Camada 6) fica vazio e o framework para de evoluir.</w:t>
+      </w:r>
+    </w:p>
+    <w:p>
+      <w:pPr>
+        <w:pStyle w:val="BodyText"/>
+      </w:pPr>
+      <w:r>
+        <w:t xml:space="preserve">&gt;</w:t>
+      </w:r>
+      <w:r>
+        <w:t xml:space="preserve"> </w:t>
+      </w:r>
       <w:r>
         <w:rPr>
           <w:b/>
@@ -2365,13 +2476,17 @@
         </w:rPr>
         <w:t xml:space="preserve">Instruções — Como preencher</w:t>
       </w:r>
-    </w:p>
-    <w:p>
-      <w:pPr>
-        <w:pStyle w:val="BlockText"/>
-      </w:pPr>
-      <w:r>
-        <w:t xml:space="preserve">Esta reunião revisa o período mais recente e alimenta insights no Registro de Aprendizado (Camada 6) e na fila de Propostas Futuras.</w:t>
+      <w:r>
+        <w:t xml:space="preserve"> </w:t>
+      </w:r>
+      <w:r>
+        <w:t xml:space="preserve">&gt;</w:t>
+      </w:r>
+      <w:r>
+        <w:t xml:space="preserve"> </w:t>
+      </w:r>
+      <w:r>
+        <w:t xml:space="preserve">&gt; Esta reunião revisa o período mais recente e alimenta insights no Registro de Aprendizado (Camada 6) e na fila de Propostas Futuras.</w:t>
       </w:r>
     </w:p>
     <w:p>
@@ -2436,6 +2551,13 @@
       <w:r>
         <w:t xml:space="preserve"> </w:t>
       </w:r>
+      <w:r>
+        <w:rPr>
+          <w:i/>
+          <w:iCs/>
+        </w:rPr>
+        <w:t xml:space="preserve">&lt;todos os Membros Plenos convidados.&gt;</w:t>
+      </w:r>
     </w:p>
     <w:p>
       <w:pPr>
@@ -2506,6 +2628,13 @@
       </w:r>
       <w:r>
         <w:t xml:space="preserve"> </w:t>
+      </w:r>
+      <w:r>
+        <w:rPr>
+          <w:i/>
+          <w:iCs/>
+        </w:rPr>
+        <w:t xml:space="preserve">&lt;papel do facilitador.&gt;</w:t>
       </w:r>
     </w:p>
     <w:bookmarkStart w:id="27" w:name="estrutura-da-pauta-3"/>
@@ -3012,8 +3141,14 @@
     </w:p>
     <w:p>
       <w:pPr>
-        <w:pStyle w:val="BlockText"/>
-      </w:pPr>
+        <w:pStyle w:val="BodyText"/>
+      </w:pPr>
+      <w:r>
+        <w:t xml:space="preserve">&gt;</w:t>
+      </w:r>
+      <w:r>
+        <w:t xml:space="preserve"> </w:t>
+      </w:r>
       <w:r>
         <w:rPr>
           <w:b/>
@@ -3021,19 +3156,29 @@
         </w:rPr>
         <w:t xml:space="preserve">Justificativa — Por que um tipo de reunião distinto para conflito</w:t>
       </w:r>
-    </w:p>
-    <w:p>
-      <w:pPr>
-        <w:pStyle w:val="BlockText"/>
-      </w:pPr>
-      <w:r>
-        <w:t xml:space="preserve">O trabalho com conflitos tem regras que outras reuniões não têm: confidencialidade, seleção do(a) Facilitador(a) que ignora a preferência das partes, proteções contra retaliação e registros restritos. Usar o modelo de Operações para uma sessão de conflito violaria silenciosamente todas elas. Um modelo dedicado torna o container diferente visível desde o primeiro minuto.</w:t>
-      </w:r>
-    </w:p>
-    <w:p>
-      <w:pPr>
-        <w:pStyle w:val="BlockText"/>
-      </w:pPr>
+      <w:r>
+        <w:t xml:space="preserve"> </w:t>
+      </w:r>
+      <w:r>
+        <w:t xml:space="preserve">&gt;</w:t>
+      </w:r>
+      <w:r>
+        <w:t xml:space="preserve"> </w:t>
+      </w:r>
+      <w:r>
+        <w:t xml:space="preserve">&gt; O trabalho com conflitos tem regras que outras reuniões não têm: confidencialidade, seleção do(a) Facilitador(a) que ignora a preferência das partes, proteções contra retaliação e registros restritos. Usar o modelo de Operações para uma sessão de conflito violaria silenciosamente todas elas. Um modelo dedicado torna o container diferente visível desde o primeiro minuto.</w:t>
+      </w:r>
+    </w:p>
+    <w:p>
+      <w:pPr>
+        <w:pStyle w:val="BodyText"/>
+      </w:pPr>
+      <w:r>
+        <w:t xml:space="preserve">&gt;</w:t>
+      </w:r>
+      <w:r>
+        <w:t xml:space="preserve"> </w:t>
+      </w:r>
       <w:r>
         <w:rPr>
           <w:b/>
@@ -3041,13 +3186,17 @@
         </w:rPr>
         <w:t xml:space="preserve">Instruções — Como preencher</w:t>
       </w:r>
-    </w:p>
-    <w:p>
-      <w:pPr>
-        <w:pStyle w:val="BlockText"/>
-      </w:pPr>
-      <w:r>
-        <w:t xml:space="preserve">Use este modelo apenas para sessões facilitadas sob os Passos 2–4 da Escada de Resolução de Conflitos. As regras de privacidade e de seleção do(a) Facilitador(a) são regidas pela Camada 4, não pela própria reunião.</w:t>
+      <w:r>
+        <w:t xml:space="preserve"> </w:t>
+      </w:r>
+      <w:r>
+        <w:t xml:space="preserve">&gt;</w:t>
+      </w:r>
+      <w:r>
+        <w:t xml:space="preserve"> </w:t>
+      </w:r>
+      <w:r>
+        <w:t xml:space="preserve">&gt; Use este modelo apenas para sessões facilitadas sob os Passos 2–4 da Escada de Resolução de Conflitos. As regras de privacidade e de seleção do(a) Facilitador(a) são regidas pela Camada 4, não pela própria reunião.</w:t>
       </w:r>
     </w:p>
     <w:p>
@@ -3210,8 +3359,14 @@
     </w:p>
     <w:p>
       <w:pPr>
-        <w:pStyle w:val="BlockText"/>
-      </w:pPr>
+        <w:pStyle w:val="FirstParagraph"/>
+      </w:pPr>
+      <w:r>
+        <w:t xml:space="preserve">&gt;</w:t>
+      </w:r>
+      <w:r>
+        <w:t xml:space="preserve"> </w:t>
+      </w:r>
       <w:r>
         <w:rPr>
           <w:b/>
@@ -3429,10 +3584,10 @@
     </w:p>
     <w:p>
       <w:pPr>
-        <w:pStyle w:val="BlockText"/>
-      </w:pPr>
-      <w:r>
-        <w:t xml:space="preserve">Este registro é confidencial. O acesso é restrito conforme a Escada de Resolução de Conflitos (Camada 4).</w:t>
+        <w:pStyle w:val="FirstParagraph"/>
+      </w:pPr>
+      <w:r>
+        <w:t xml:space="preserve">&gt; Este registro é confidencial. O acesso é restrito conforme a Escada de Resolução de Conflitos (Camada 4).</w:t>
       </w:r>
     </w:p>
     <w:p>
@@ -3630,6 +3785,9 @@
       </w:r>
       <w:r>
         <w:t xml:space="preserve"> </w:t>
+      </w:r>
+      <w:r>
+        <w:t xml:space="preserve">&lt;AAAA-MM-DD&gt;</w:t>
       </w:r>
     </w:p>
     <w:p>

--- a/static/downloads/pt-br/docx/layer-5/meeting-templates.docx
+++ b/static/downloads/pt-br/docx/layer-5/meeting-templates.docx
@@ -87,7 +87,7 @@
         <w:t xml:space="preserve"> </w:t>
       </w:r>
       <w:r>
-        <w:t xml:space="preserve">2026-07-07</w:t>
+        <w:t xml:space="preserve">2026-08-31</w:t>
       </w:r>
     </w:p>
     <w:p>
